--- a/manuscript/Highlights.docx
+++ b/manuscript/Highlights.docx
@@ -20,7 +20,7 @@
         </w:numPr>
       </w:pPr>
       <w:r>
-        <w:t xml:space="preserve">Published panel threshold F statistics are reproduced exactly from the original data</w:t>
+        <w:t xml:space="preserve">Reported panel threshold F statistics are reproduced exactly from the original data</w:t>
       </w:r>
     </w:p>
     <w:p>

--- a/manuscript/Highlights.docx
+++ b/manuscript/Highlights.docx
@@ -20,7 +20,7 @@
         </w:numPr>
       </w:pPr>
       <w:r>
-        <w:t xml:space="preserve">Reported panel threshold F statistics are reproduced exactly from the original data</w:t>
+        <w:t xml:space="preserve">A reproducibility audit connects threshold evidence with stress prediction</w:t>
       </w:r>
     </w:p>
     <w:p>
@@ -32,7 +32,7 @@
         </w:numPr>
       </w:pPr>
       <w:r>
-        <w:t xml:space="preserve">Threshold effects weaken under standard trimming and publication lags</w:t>
+        <w:t xml:space="preserve">No FX-share ablation reaches a 0.02 gain in average precision</w:t>
       </w:r>
     </w:p>
     <w:p>
@@ -44,7 +44,7 @@
         </w:numPr>
       </w:pPr>
       <w:r>
-        <w:t xml:space="preserve">Currency and institution features do not add detectable forecast value</w:t>
+        <w:t xml:space="preserve">Model rankings change across periods, countries and stress definitions</w:t>
       </w:r>
     </w:p>
     <w:p>
@@ -56,7 +56,7 @@
         </w:numPr>
       </w:pPr>
       <w:r>
-        <w:t xml:space="preserve">No learned model beats a persistence rule by a meaningful margin</w:t>
+        <w:t xml:space="preserve">Simulated review gains depend on accuracy, costs and the comparison policy</w:t>
       </w:r>
     </w:p>
     <w:p>
@@ -68,7 +68,7 @@
         </w:numPr>
       </w:pPr>
       <w:r>
-        <w:t xml:space="preserve">A pre-specified fallback rule is tested on 2023-2025 data</w:t>
+        <w:t xml:space="preserve">A frozen fallback misses gains from an unmonitored model in the core sample</w:t>
       </w:r>
     </w:p>
     <w:bookmarkEnd w:id="9"/>

--- a/manuscript/Highlights.docx
+++ b/manuscript/Highlights.docx
@@ -32,7 +32,7 @@
         </w:numPr>
       </w:pPr>
       <w:r>
-        <w:t xml:space="preserve">No FX-share ablation reaches a 0.02 gain in average precision</w:t>
+        <w:t xml:space="preserve">Only one of 18 CI or IQ additions reaches a 0.02 gain in average precision</w:t>
       </w:r>
     </w:p>
     <w:p>
@@ -56,7 +56,7 @@
         </w:numPr>
       </w:pPr>
       <w:r>
-        <w:t xml:space="preserve">Simulated review gains depend on accuracy, costs and the comparison policy</w:t>
+        <w:t xml:space="preserve">Simulated review gains depend on reviewer errors, fees and the comparison policy</w:t>
       </w:r>
     </w:p>
     <w:p>
@@ -68,7 +68,7 @@
         </w:numPr>
       </w:pPr>
       <w:r>
-        <w:t xml:space="preserve">A frozen fallback misses gains from an unmonitored model in the core sample</w:t>
+        <w:t xml:space="preserve">A refitted fallback keeps persistence and misses XGBoost gains in core economies</w:t>
       </w:r>
     </w:p>
     <w:bookmarkEnd w:id="9"/>

--- a/manuscript/Highlights.docx
+++ b/manuscript/Highlights.docx
@@ -20,7 +20,7 @@
         </w:numPr>
       </w:pPr>
       <w:r>
-        <w:t xml:space="preserve">A reproducibility audit connects threshold evidence with stress prediction</w:t>
+        <w:t xml:space="preserve">Currency internationalization and governance are tested as FX stress indicators</w:t>
       </w:r>
     </w:p>
     <w:p>
@@ -32,7 +32,7 @@
         </w:numPr>
       </w:pPr>
       <w:r>
-        <w:t xml:space="preserve">Only one of 18 CI or IQ additions reaches a 0.02 gain in average precision</w:t>
+        <w:t xml:space="preserve">Internationalization adds no detectable warning value beyond macro indicators</w:t>
       </w:r>
     </w:p>
     <w:p>
@@ -44,7 +44,7 @@
         </w:numPr>
       </w:pPr>
       <w:r>
-        <w:t xml:space="preserve">Model rankings change across periods, countries and stress definitions</w:t>
+        <w:t xml:space="preserve">Its signal mainly separates countries rather than timing stress episodes</w:t>
       </w:r>
     </w:p>
     <w:p>
@@ -56,7 +56,7 @@
         </w:numPr>
       </w:pPr>
       <w:r>
-        <w:t xml:space="preserve">Simulated review gains depend on reviewer errors, fees and the comparison policy</w:t>
+        <w:t xml:space="preserve">Institutional quality: small, imprecise AP gains; lower expected cost in 2023-25</w:t>
       </w:r>
     </w:p>
     <w:p>
@@ -68,7 +68,7 @@
         </w:numPr>
       </w:pPr>
       <w:r>
-        <w:t xml:space="preserve">A refitted fallback keeps persistence and misses XGBoost gains in core economies</w:t>
+        <w:t xml:space="preserve">Persistence and country risk levels should anchor exchange-rate warning systems</w:t>
       </w:r>
     </w:p>
     <w:bookmarkEnd w:id="9"/>
